--- a/klagomål/A 31321-2025 FSC-klagomål.docx
+++ b/klagomål/A 31321-2025 FSC-klagomål.docx
@@ -938,7 +938,7 @@
     <w:r>
       <w:tab/>
       <w:tab/>
-      <w:t>2026-09-14</w:t>
+      <w:t>2026-09-15</w:t>
       <w:br/>
       <w:br/>
     </w:r>

--- a/klagomål/A 31321-2025 FSC-klagomål.docx
+++ b/klagomål/A 31321-2025 FSC-klagomål.docx
@@ -938,7 +938,7 @@
     <w:r>
       <w:tab/>
       <w:tab/>
-      <w:t>2026-09-15</w:t>
+      <w:t>2026-09-16</w:t>
       <w:br/>
       <w:br/>
     </w:r>

--- a/klagomål/A 31321-2025 FSC-klagomål.docx
+++ b/klagomål/A 31321-2025 FSC-klagomål.docx
@@ -938,7 +938,7 @@
     <w:r>
       <w:tab/>
       <w:tab/>
-      <w:t>2026-09-16</w:t>
+      <w:t>2026-09-17</w:t>
       <w:br/>
       <w:br/>
     </w:r>

--- a/klagomål/A 31321-2025 FSC-klagomål.docx
+++ b/klagomål/A 31321-2025 FSC-klagomål.docx
@@ -938,7 +938,7 @@
     <w:r>
       <w:tab/>
       <w:tab/>
-      <w:t>2026-09-17</w:t>
+      <w:t>2026-09-18</w:t>
       <w:br/>
       <w:br/>
     </w:r>

--- a/klagomål/A 31321-2025 FSC-klagomål.docx
+++ b/klagomål/A 31321-2025 FSC-klagomål.docx
@@ -938,7 +938,7 @@
     <w:r>
       <w:tab/>
       <w:tab/>
-      <w:t>2026-09-18</w:t>
+      <w:t>2026-09-19</w:t>
       <w:br/>
       <w:br/>
     </w:r>

--- a/klagomål/A 31321-2025 FSC-klagomål.docx
+++ b/klagomål/A 31321-2025 FSC-klagomål.docx
@@ -938,7 +938,7 @@
     <w:r>
       <w:tab/>
       <w:tab/>
-      <w:t>2026-09-19</w:t>
+      <w:t>2026-09-21</w:t>
       <w:br/>
       <w:br/>
     </w:r>

--- a/klagomål/A 31321-2025 FSC-klagomål.docx
+++ b/klagomål/A 31321-2025 FSC-klagomål.docx
@@ -178,7 +178,7 @@
       <w:r>
         <w:drawing>
           <wp:inline xmlns:a="http://schemas.openxmlformats.org/drawingml/2006/main" xmlns:pic="http://schemas.openxmlformats.org/drawingml/2006/picture">
-            <wp:extent cx="5486400" cy="3618007"/>
+            <wp:extent cx="5486400" cy="3736785"/>
             <wp:docPr id="1" name="Picture 1"/>
             <wp:cNvGraphicFramePr>
               <a:graphicFrameLocks noChangeAspect="1"/>
@@ -199,7 +199,7 @@
                   <pic:spPr>
                     <a:xfrm>
                       <a:off x="0" y="0"/>
-                      <a:ext cx="5486400" cy="3618007"/>
+                      <a:ext cx="5486400" cy="3736785"/>
                     </a:xfrm>
                     <a:prstGeom prst="rect"/>
                   </pic:spPr>
@@ -221,7 +221,7 @@
     </w:p>
     <w:p>
       <w:r>
-        <w:t>I och inom 24 meter från avverkningsanmälan finns fynd av 6 naturvårdsarter, varav 1 är rödlistad, 3 är fridlysta, 5 är typiska (T) och 2 är signalarter (S): vedskivlav (NT, T), rävticka (S, T), trädporella (S, T), järpe (T, §4), spillkråka (T, §4) och revlummer (§9). Se Figur 1.</w:t>
+        <w:t>I och inom 24 meter från avverkningsanmälan finns fynd av 8 naturvårdsarter, varav 2 är rödlistade, 4 är fridlysta, 6 är typiska (T) och 2 är signalarter (S): gräddporing (VU, T), vedskivlav (NT, T), rävticka (S, T), trädporella (S, T), järpe (T, §4), spillkråka (T, §4), revlummer (§9) och äkta lopplummer (§9). Se Figur 1.</w:t>
       </w:r>
     </w:p>
     <w:p>
@@ -252,6 +252,26 @@
         <w:rPr>
           <w:b/>
         </w:rPr>
+        <w:t>Gräddporing (VU)</w:t>
+      </w:r>
+      <w:r>
+        <w:t xml:space="preserve"> växer nästan enbart i urskogsartad barrskog på gamla, kraftigt murkna, grova och mossbelupna tallågor i något fuktiga och skuggiga lägen. Arten är placerad högst upp i Skogsstyrelsens värdepyramid för bedömning av skog med höga naturvärden och indikerar gamla och relativt orörda tallnaturskogar med höga naturvärden där det under låg tid kontinuerligt funnits inslag av grova tallågor. För att på sikt hejda artens vikande trend behöver merparten av gräddporingens nu kända växtplatser undantas från skogsbruk. Gräddporing är typisk art för </w:t>
+      </w:r>
+      <w:r>
+        <w:rPr>
+          <w:i/>
+        </w:rPr>
+        <w:t>9010 Taiga</w:t>
+      </w:r>
+      <w:r>
+        <w:t xml:space="preserve"> (SLU Artdatabanken, 2024; Nitare &amp; Skogsstyrelsen, 2019).</w:t>
+      </w:r>
+    </w:p>
+    <w:p>
+      <w:r>
+        <w:rPr>
+          <w:b/>
+        </w:rPr>
         <w:t>Vedskivlav (NT)</w:t>
       </w:r>
       <w:r>
@@ -480,7 +500,7 @@
         <w:rPr>
           <w:i/>
         </w:rPr>
-        <w:t>I det avverkningsanmälda skogsområdet har 6 naturvårdsarter varav 1 rödlistade arter sina livsmiljöer och växtplatser.</w:t>
+        <w:t>I det avverkningsanmälda skogsområdet har 8 naturvårdsarter varav 2 rödlistade arter sina livsmiljöer och växtplatser.</w:t>
       </w:r>
     </w:p>
     <w:p>
@@ -938,7 +958,7 @@
     <w:r>
       <w:tab/>
       <w:tab/>
-      <w:t>2026-09-21</w:t>
+      <w:t>2026-09-23</w:t>
       <w:br/>
       <w:br/>
     </w:r>

--- a/klagomål/A 31321-2025 FSC-klagomål.docx
+++ b/klagomål/A 31321-2025 FSC-klagomål.docx
@@ -178,7 +178,7 @@
       <w:r>
         <w:drawing>
           <wp:inline xmlns:a="http://schemas.openxmlformats.org/drawingml/2006/main" xmlns:pic="http://schemas.openxmlformats.org/drawingml/2006/picture">
-            <wp:extent cx="5486400" cy="3736785"/>
+            <wp:extent cx="5486400" cy="3757524"/>
             <wp:docPr id="1" name="Picture 1"/>
             <wp:cNvGraphicFramePr>
               <a:graphicFrameLocks noChangeAspect="1"/>
@@ -199,7 +199,7 @@
                   <pic:spPr>
                     <a:xfrm>
                       <a:off x="0" y="0"/>
-                      <a:ext cx="5486400" cy="3736785"/>
+                      <a:ext cx="5486400" cy="3757524"/>
                     </a:xfrm>
                     <a:prstGeom prst="rect"/>
                   </pic:spPr>
@@ -221,7 +221,7 @@
     </w:p>
     <w:p>
       <w:r>
-        <w:t>I och inom 24 meter från avverkningsanmälan finns fynd av 8 naturvårdsarter, varav 2 är rödlistade, 4 är fridlysta, 6 är typiska (T) och 2 är signalarter (S): gräddporing (VU, T), vedskivlav (NT, T), rävticka (S, T), trädporella (S, T), järpe (T, §4), spillkråka (T, §4), revlummer (§9) och äkta lopplummer (§9). Se Figur 1.</w:t>
+        <w:t>I och inom 24 meter från avverkningsanmälan finns fynd av 9 naturvårdsarter, varav 3 är rödlistade, 4 är fridlysta, 7 är typiska (T) och 2 är signalarter (S): gräddporing (VU, T), motaggsvamp (NT, T), vedskivlav (NT, T), rävticka (S, T), trädporella (S, T), järpe (T, §4), spillkråka (T, §4), revlummer (§9) och äkta lopplummer (§9). Se Figur 1.</w:t>
       </w:r>
     </w:p>
     <w:p>
@@ -272,6 +272,26 @@
         <w:rPr>
           <w:b/>
         </w:rPr>
+        <w:t xml:space="preserve">Motaggsvamp (NT) </w:t>
+      </w:r>
+      <w:r>
+        <w:t xml:space="preserve">bildar mykorrhiza med tall i tallskog och hittas huvudsakligen i äldre, glesare skogsbestånd och hällmarksimpediment. Arten hotas främst av skogsavverkning och tycks försvinna efter slutavverkning, markberedning och plantering. Motaggsvamp är typisk art för </w:t>
+      </w:r>
+      <w:r>
+        <w:rPr>
+          <w:i/>
+        </w:rPr>
+        <w:t>9010 Taiga</w:t>
+      </w:r>
+      <w:r>
+        <w:t xml:space="preserve"> (SLU Artdatabanken, 2024).</w:t>
+      </w:r>
+    </w:p>
+    <w:p>
+      <w:r>
+        <w:rPr>
+          <w:b/>
+        </w:rPr>
         <w:t>Vedskivlav (NT)</w:t>
       </w:r>
       <w:r>
@@ -500,7 +520,7 @@
         <w:rPr>
           <w:i/>
         </w:rPr>
-        <w:t>I det avverkningsanmälda skogsområdet har 8 naturvårdsarter varav 2 rödlistade arter sina livsmiljöer och växtplatser.</w:t>
+        <w:t>I det avverkningsanmälda skogsområdet har 9 naturvårdsarter varav 3 rödlistade arter sina livsmiljöer och växtplatser.</w:t>
       </w:r>
     </w:p>
     <w:p>
@@ -958,7 +978,7 @@
     <w:r>
       <w:tab/>
       <w:tab/>
-      <w:t>2026-09-23</w:t>
+      <w:t>2026-09-24</w:t>
       <w:br/>
       <w:br/>
     </w:r>

--- a/klagomål/A 31321-2025 FSC-klagomål.docx
+++ b/klagomål/A 31321-2025 FSC-klagomål.docx
@@ -978,7 +978,7 @@
     <w:r>
       <w:tab/>
       <w:tab/>
-      <w:t>2026-09-24</w:t>
+      <w:t>2026-09-25</w:t>
       <w:br/>
       <w:br/>
     </w:r>

--- a/klagomål/A 31321-2025 FSC-klagomål.docx
+++ b/klagomål/A 31321-2025 FSC-klagomål.docx
@@ -978,7 +978,7 @@
     <w:r>
       <w:tab/>
       <w:tab/>
-      <w:t>2026-09-25</w:t>
+      <w:t>2026-09-26</w:t>
       <w:br/>
       <w:br/>
     </w:r>

--- a/klagomål/A 31321-2025 FSC-klagomål.docx
+++ b/klagomål/A 31321-2025 FSC-klagomål.docx
@@ -978,7 +978,7 @@
     <w:r>
       <w:tab/>
       <w:tab/>
-      <w:t>2026-09-26</w:t>
+      <w:t>2026-09-27</w:t>
       <w:br/>
       <w:br/>
     </w:r>

--- a/klagomål/A 31321-2025 FSC-klagomål.docx
+++ b/klagomål/A 31321-2025 FSC-klagomål.docx
@@ -178,7 +178,7 @@
       <w:r>
         <w:drawing>
           <wp:inline xmlns:a="http://schemas.openxmlformats.org/drawingml/2006/main" xmlns:pic="http://schemas.openxmlformats.org/drawingml/2006/picture">
-            <wp:extent cx="5486400" cy="3757524"/>
+            <wp:extent cx="5486400" cy="3627434"/>
             <wp:docPr id="1" name="Picture 1"/>
             <wp:cNvGraphicFramePr>
               <a:graphicFrameLocks noChangeAspect="1"/>
@@ -199,7 +199,7 @@
                   <pic:spPr>
                     <a:xfrm>
                       <a:off x="0" y="0"/>
-                      <a:ext cx="5486400" cy="3757524"/>
+                      <a:ext cx="5486400" cy="3627434"/>
                     </a:xfrm>
                     <a:prstGeom prst="rect"/>
                   </pic:spPr>
@@ -221,7 +221,7 @@
     </w:p>
     <w:p>
       <w:r>
-        <w:t>I och inom 24 meter från avverkningsanmälan finns fynd av 9 naturvårdsarter, varav 3 är rödlistade, 4 är fridlysta, 7 är typiska (T) och 2 är signalarter (S): gräddporing (VU, T), motaggsvamp (NT, T), vedskivlav (NT, T), rävticka (S, T), trädporella (S, T), järpe (T, §4), spillkråka (T, §4), revlummer (§9) och äkta lopplummer (§9). Se Figur 1.</w:t>
+        <w:t>I och inom 24 meter från avverkningsanmälan finns fynd av 10 naturvårdsarter, varav 3 är rödlistade, 5 är fridlysta, 8 är typiska (T) och 2 är signalarter (S): gräddporing (VU, T), motaggsvamp (NT, T), vedskivlav (NT, T), rävticka (S, T), trädporella (S, T), järpe (T, §4), spillkråka (T, §4), tjäder (T, §4), revlummer (§9) och äkta lopplummer (§9). Se Figur 1.</w:t>
       </w:r>
     </w:p>
     <w:p>
@@ -415,6 +415,35 @@
       </w:r>
     </w:p>
     <w:p>
+      <w:r>
+        <w:rPr>
+          <w:b/>
+        </w:rPr>
+        <w:t>Tjäder (§4)</w:t>
+      </w:r>
+      <w:r>
+        <w:t xml:space="preserve"> omfattas av bilaga 1 och 2 EU:s fågeldirektiv och är typisk art för </w:t>
+      </w:r>
+      <w:r>
+        <w:rPr>
+          <w:i/>
+        </w:rPr>
+        <w:t xml:space="preserve">9010 Taiga </w:t>
+      </w:r>
+      <w:r>
+        <w:t xml:space="preserve">och </w:t>
+      </w:r>
+      <w:r>
+        <w:rPr>
+          <w:i/>
+        </w:rPr>
+        <w:t>9740 Skogsbevuxen myr</w:t>
+      </w:r>
+      <w:r>
+        <w:t>. Tjädern är en utpräglad skogsfågel knuten till större sammanhängande barrskogsområden. Tupparna och hönorna utnyttjar till viss del olika miljöer, och habitatvalet varierar dessutom mellan olika delar av året. För att det ska finnas livskraftiga tjäderbestånd krävs funktionella skogslandskap med en blandning av uppvuxen, gles och luckig skog, täta sumpskogar, myrar och andra små våtmarker. Arten försvinner när skogen fragmenteras och den sammanlagda arealen hyggen och andra öppna områden blir för stor. Ett småskaligt och försiktigt virkesuttag genom hyggesfria metoder kan i vissa fall vara möjligt i området inom 200 m från lekcentrum. Längre ut från lekcentrum, inom 200–500 m bör den avverkade ytan inte överskrida 1 hektar för att undvika alltför stora och snabba förändringar (Skogsstyrelsen, 2019; SLU Artdatabanken, 2024).</w:t>
+      </w:r>
+    </w:p>
+    <w:p>
       <w:pPr>
         <w:pStyle w:val="Heading1"/>
       </w:pPr>
@@ -520,7 +549,7 @@
         <w:rPr>
           <w:i/>
         </w:rPr>
-        <w:t>I det avverkningsanmälda skogsområdet har 9 naturvårdsarter varav 3 rödlistade arter sina livsmiljöer och växtplatser.</w:t>
+        <w:t>I det avverkningsanmälda skogsområdet har 10 naturvårdsarter varav 3 rödlistade arter sina livsmiljöer och växtplatser.</w:t>
       </w:r>
     </w:p>
     <w:p>
@@ -848,6 +877,75 @@
       </w:r>
       <w:r>
         <w:t>SLU Artdatabanken, Uppsala.</w:t>
+      </w:r>
+    </w:p>
+    <w:p>
+      <w:pPr>
+        <w:pStyle w:val="Heading1"/>
+      </w:pPr>
+      <w:r>
+        <w:t>Tjäder – ekologi samt krav på livsmiljön</w:t>
+      </w:r>
+    </w:p>
+    <w:p>
+      <w:r>
+        <w:t xml:space="preserve">Tjäder (§4) omfattas av bilaga 1 och 2 EU:s fågeldirektiv och är typisk art för </w:t>
+      </w:r>
+      <w:r>
+        <w:rPr>
+          <w:i/>
+        </w:rPr>
+        <w:t xml:space="preserve">9010 Taiga </w:t>
+      </w:r>
+      <w:r>
+        <w:t xml:space="preserve">och </w:t>
+      </w:r>
+      <w:r>
+        <w:rPr>
+          <w:i/>
+        </w:rPr>
+        <w:t>9740 Skogsbevuxen myr</w:t>
+      </w:r>
+      <w:r>
+        <w:t>. Tjädern är en utpräglad skogsfågel knuten till större sammanhängande barrskogsområden. Tupparna och hönorna utnyttjar till viss del olika miljöer, och habitatvalet varierar dessutom mellan olika delar av året. För att det ska finnas livskraftiga tjäderbestånd krävs funktionella skogslandskap med en blandning av uppvuxen, gles och luckig skog, täta sumpskogar, myrar och andra små våtmarker (Skogsstyrelsen, 2019; SLU Artdatabanken 2024).</w:t>
+      </w:r>
+    </w:p>
+    <w:p>
+      <w:r>
+        <w:t>Arten försvinner när skogen fragmenteras och den sammanlagda arealen hyggen och andra öppna områden blir för stor. Ett småskaligt och försiktigt virkesuttag genom hyggesfria metoder kan i vissa fall vara möjligt i området inom 200 m från lekcentrum. Längre ut från lekcentrum, inom 200–500 m bör den avverkade ytan inte överskrida 1 hektar för att undvika alltför stora och snabba förändringar (Skogsstyrelsen, 2019).</w:t>
+      </w:r>
+    </w:p>
+    <w:p>
+      <w:pPr>
+        <w:pStyle w:val="Heading2"/>
+      </w:pPr>
+      <w:r>
+        <w:t>Referenser – tjäder</w:t>
+      </w:r>
+    </w:p>
+    <w:p>
+      <w:r>
+        <w:t xml:space="preserve">Skogsstyrelsen, 2019. </w:t>
+      </w:r>
+      <w:r>
+        <w:rPr>
+          <w:i/>
+        </w:rPr>
+        <w:t>Vägledning för hänsyn till fåglar – tjäder.</w:t>
+      </w:r>
+    </w:p>
+    <w:p>
+      <w:r>
+        <w:t xml:space="preserve">SLU Artdatabanken, 2024. </w:t>
+      </w:r>
+      <w:r>
+        <w:rPr>
+          <w:i/>
+        </w:rPr>
+        <w:t xml:space="preserve">Artfaktablad. Naturvård – artfakta. </w:t>
+      </w:r>
+      <w:r>
+        <w:t>SLU Artdatabanken, Uppsala</w:t>
       </w:r>
     </w:p>
     <w:sectPr>
@@ -978,7 +1076,7 @@
     <w:r>
       <w:tab/>
       <w:tab/>
-      <w:t>2026-09-27</w:t>
+      <w:t>2026-09-28</w:t>
       <w:br/>
       <w:br/>
     </w:r>

--- a/klagomål/A 31321-2025 FSC-klagomål.docx
+++ b/klagomål/A 31321-2025 FSC-klagomål.docx
@@ -1076,7 +1076,7 @@
     <w:r>
       <w:tab/>
       <w:tab/>
-      <w:t>2026-09-28</w:t>
+      <w:t>2026-09-29</w:t>
       <w:br/>
       <w:br/>
     </w:r>

--- a/klagomål/A 31321-2025 FSC-klagomål.docx
+++ b/klagomål/A 31321-2025 FSC-klagomål.docx
@@ -1076,7 +1076,7 @@
     <w:r>
       <w:tab/>
       <w:tab/>
-      <w:t>2026-09-29</w:t>
+      <w:t>2026-09-30</w:t>
       <w:br/>
       <w:br/>
     </w:r>

--- a/klagomål/A 31321-2025 FSC-klagomål.docx
+++ b/klagomål/A 31321-2025 FSC-klagomål.docx
@@ -178,7 +178,7 @@
       <w:r>
         <w:drawing>
           <wp:inline xmlns:a="http://schemas.openxmlformats.org/drawingml/2006/main" xmlns:pic="http://schemas.openxmlformats.org/drawingml/2006/picture">
-            <wp:extent cx="5486400" cy="3627434"/>
+            <wp:extent cx="5486400" cy="3638746"/>
             <wp:docPr id="1" name="Picture 1"/>
             <wp:cNvGraphicFramePr>
               <a:graphicFrameLocks noChangeAspect="1"/>
@@ -199,7 +199,7 @@
                   <pic:spPr>
                     <a:xfrm>
                       <a:off x="0" y="0"/>
-                      <a:ext cx="5486400" cy="3627434"/>
+                      <a:ext cx="5486400" cy="3638746"/>
                     </a:xfrm>
                     <a:prstGeom prst="rect"/>
                   </pic:spPr>
@@ -221,7 +221,7 @@
     </w:p>
     <w:p>
       <w:r>
-        <w:t>I och inom 24 meter från avverkningsanmälan finns fynd av 10 naturvårdsarter, varav 3 är rödlistade, 5 är fridlysta, 8 är typiska (T) och 2 är signalarter (S): gräddporing (VU, T), motaggsvamp (NT, T), vedskivlav (NT, T), rävticka (S, T), trädporella (S, T), järpe (T, §4), spillkråka (T, §4), tjäder (T, §4), revlummer (§9) och äkta lopplummer (§9). Se Figur 1.</w:t>
+        <w:t>I och inom 24 meter från avverkningsanmälan finns fynd av 11 naturvårdsarter, varav 4 är rödlistade, 6 är fridlysta, 8 är typiska (T) och 2 är signalarter (S): blå kärrhök (VU, §4), gräddporing (VU, T), motaggsvamp (NT, T), vedskivlav (NT, T), rävticka (S, T), trädporella (S, T), järpe (T, §4), spillkråka (T, §4), tjäder (T, §4), revlummer (§9) och äkta lopplummer (§9). Se Figur 1.</w:t>
       </w:r>
     </w:p>
     <w:p>
@@ -549,7 +549,7 @@
         <w:rPr>
           <w:i/>
         </w:rPr>
-        <w:t>I det avverkningsanmälda skogsområdet har 10 naturvårdsarter varav 3 rödlistade arter sina livsmiljöer och växtplatser.</w:t>
+        <w:t>I det avverkningsanmälda skogsområdet har 11 naturvårdsarter varav 4 rödlistade arter sina livsmiljöer och växtplatser.</w:t>
       </w:r>
     </w:p>
     <w:p>
@@ -1076,7 +1076,7 @@
     <w:r>
       <w:tab/>
       <w:tab/>
-      <w:t>2026-09-30</w:t>
+      <w:t>2026-10-01</w:t>
       <w:br/>
       <w:br/>
     </w:r>

--- a/klagomål/A 31321-2025 FSC-klagomål.docx
+++ b/klagomål/A 31321-2025 FSC-klagomål.docx
@@ -1076,7 +1076,7 @@
     <w:r>
       <w:tab/>
       <w:tab/>
-      <w:t>2026-10-01</w:t>
+      <w:t>2026-10-02</w:t>
       <w:br/>
       <w:br/>
     </w:r>

--- a/klagomål/A 31321-2025 FSC-klagomål.docx
+++ b/klagomål/A 31321-2025 FSC-klagomål.docx
@@ -1076,7 +1076,7 @@
     <w:r>
       <w:tab/>
       <w:tab/>
-      <w:t>2026-10-02</w:t>
+      <w:t>2026-10-03</w:t>
       <w:br/>
       <w:br/>
     </w:r>

--- a/klagomål/A 31321-2025 FSC-klagomål.docx
+++ b/klagomål/A 31321-2025 FSC-klagomål.docx
@@ -1076,7 +1076,7 @@
     <w:r>
       <w:tab/>
       <w:tab/>
-      <w:t>2026-10-03</w:t>
+      <w:t>2026-10-04</w:t>
       <w:br/>
       <w:br/>
     </w:r>

--- a/klagomål/A 31321-2025 FSC-klagomål.docx
+++ b/klagomål/A 31321-2025 FSC-klagomål.docx
@@ -1076,7 +1076,7 @@
     <w:r>
       <w:tab/>
       <w:tab/>
-      <w:t>2026-10-04</w:t>
+      <w:t>2026-10-05</w:t>
       <w:br/>
       <w:br/>
     </w:r>

--- a/klagomål/A 31321-2025 FSC-klagomål.docx
+++ b/klagomål/A 31321-2025 FSC-klagomål.docx
@@ -1076,7 +1076,7 @@
     <w:r>
       <w:tab/>
       <w:tab/>
-      <w:t>2026-10-05</w:t>
+      <w:t>2026-10-06</w:t>
       <w:br/>
       <w:br/>
     </w:r>

--- a/klagomål/A 31321-2025 FSC-klagomål.docx
+++ b/klagomål/A 31321-2025 FSC-klagomål.docx
@@ -1076,7 +1076,7 @@
     <w:r>
       <w:tab/>
       <w:tab/>
-      <w:t>2026-10-06</w:t>
+      <w:t>2026-10-07</w:t>
       <w:br/>
       <w:br/>
     </w:r>

--- a/klagomål/A 31321-2025 FSC-klagomål.docx
+++ b/klagomål/A 31321-2025 FSC-klagomål.docx
@@ -1076,7 +1076,7 @@
     <w:r>
       <w:tab/>
       <w:tab/>
-      <w:t>2026-10-07</w:t>
+      <w:t>2026-10-08</w:t>
       <w:br/>
       <w:br/>
     </w:r>

--- a/klagomål/A 31321-2025 FSC-klagomål.docx
+++ b/klagomål/A 31321-2025 FSC-klagomål.docx
@@ -1076,7 +1076,7 @@
     <w:r>
       <w:tab/>
       <w:tab/>
-      <w:t>2026-10-08</w:t>
+      <w:t>2026-10-09</w:t>
       <w:br/>
       <w:br/>
     </w:r>

--- a/klagomål/A 31321-2025 FSC-klagomål.docx
+++ b/klagomål/A 31321-2025 FSC-klagomål.docx
@@ -1076,7 +1076,7 @@
     <w:r>
       <w:tab/>
       <w:tab/>
-      <w:t>2026-10-09</w:t>
+      <w:t>2026-10-10</w:t>
       <w:br/>
       <w:br/>
     </w:r>

--- a/klagomål/A 31321-2025 FSC-klagomål.docx
+++ b/klagomål/A 31321-2025 FSC-klagomål.docx
@@ -1076,7 +1076,7 @@
     <w:r>
       <w:tab/>
       <w:tab/>
-      <w:t>2026-10-10</w:t>
+      <w:t>2026-10-11</w:t>
       <w:br/>
       <w:br/>
     </w:r>

--- a/klagomål/A 31321-2025 FSC-klagomål.docx
+++ b/klagomål/A 31321-2025 FSC-klagomål.docx
@@ -1076,7 +1076,7 @@
     <w:r>
       <w:tab/>
       <w:tab/>
-      <w:t>2026-10-11</w:t>
+      <w:t>2026-10-12</w:t>
       <w:br/>
       <w:br/>
     </w:r>

--- a/klagomål/A 31321-2025 FSC-klagomål.docx
+++ b/klagomål/A 31321-2025 FSC-klagomål.docx
@@ -1076,7 +1076,7 @@
     <w:r>
       <w:tab/>
       <w:tab/>
-      <w:t>2026-10-12</w:t>
+      <w:t>2026-10-13</w:t>
       <w:br/>
       <w:br/>
     </w:r>

--- a/klagomål/A 31321-2025 FSC-klagomål.docx
+++ b/klagomål/A 31321-2025 FSC-klagomål.docx
@@ -1076,7 +1076,7 @@
     <w:r>
       <w:tab/>
       <w:tab/>
-      <w:t>2026-10-13</w:t>
+      <w:t>2026-10-14</w:t>
       <w:br/>
       <w:br/>
     </w:r>

--- a/klagomål/A 31321-2025 FSC-klagomål.docx
+++ b/klagomål/A 31321-2025 FSC-klagomål.docx
@@ -1076,7 +1076,7 @@
     <w:r>
       <w:tab/>
       <w:tab/>
-      <w:t>2026-10-14</w:t>
+      <w:t>2026-10-15</w:t>
       <w:br/>
       <w:br/>
     </w:r>

--- a/klagomål/A 31321-2025 FSC-klagomål.docx
+++ b/klagomål/A 31321-2025 FSC-klagomål.docx
@@ -1076,7 +1076,7 @@
     <w:r>
       <w:tab/>
       <w:tab/>
-      <w:t>2026-10-15</w:t>
+      <w:t>2026-10-16</w:t>
       <w:br/>
       <w:br/>
     </w:r>

--- a/klagomål/A 31321-2025 FSC-klagomål.docx
+++ b/klagomål/A 31321-2025 FSC-klagomål.docx
@@ -1076,7 +1076,7 @@
     <w:r>
       <w:tab/>
       <w:tab/>
-      <w:t>2026-10-16</w:t>
+      <w:t>2026-10-17</w:t>
       <w:br/>
       <w:br/>
     </w:r>

--- a/klagomål/A 31321-2025 FSC-klagomål.docx
+++ b/klagomål/A 31321-2025 FSC-klagomål.docx
@@ -1076,7 +1076,7 @@
     <w:r>
       <w:tab/>
       <w:tab/>
-      <w:t>2026-10-17</w:t>
+      <w:t>2026-10-18</w:t>
       <w:br/>
       <w:br/>
     </w:r>

--- a/klagomål/A 31321-2025 FSC-klagomål.docx
+++ b/klagomål/A 31321-2025 FSC-klagomål.docx
@@ -1076,7 +1076,7 @@
     <w:r>
       <w:tab/>
       <w:tab/>
-      <w:t>2026-10-18</w:t>
+      <w:t>2026-10-19</w:t>
       <w:br/>
       <w:br/>
     </w:r>

--- a/klagomål/A 31321-2025 FSC-klagomål.docx
+++ b/klagomål/A 31321-2025 FSC-klagomål.docx
@@ -1076,7 +1076,7 @@
     <w:r>
       <w:tab/>
       <w:tab/>
-      <w:t>2026-10-19</w:t>
+      <w:t>2026-10-20</w:t>
       <w:br/>
       <w:br/>
     </w:r>

--- a/klagomål/A 31321-2025 FSC-klagomål.docx
+++ b/klagomål/A 31321-2025 FSC-klagomål.docx
@@ -1076,7 +1076,7 @@
     <w:r>
       <w:tab/>
       <w:tab/>
-      <w:t>2026-10-20</w:t>
+      <w:t>2026-10-21</w:t>
       <w:br/>
       <w:br/>
     </w:r>

--- a/klagomål/A 31321-2025 FSC-klagomål.docx
+++ b/klagomål/A 31321-2025 FSC-klagomål.docx
@@ -1076,7 +1076,7 @@
     <w:r>
       <w:tab/>
       <w:tab/>
-      <w:t>2026-10-21</w:t>
+      <w:t>2026-10-22</w:t>
       <w:br/>
       <w:br/>
     </w:r>

--- a/klagomål/A 31321-2025 FSC-klagomål.docx
+++ b/klagomål/A 31321-2025 FSC-klagomål.docx
@@ -1076,7 +1076,7 @@
     <w:r>
       <w:tab/>
       <w:tab/>
-      <w:t>2026-10-22</w:t>
+      <w:t>2026-10-23</w:t>
       <w:br/>
       <w:br/>
     </w:r>

--- a/klagomål/A 31321-2025 FSC-klagomål.docx
+++ b/klagomål/A 31321-2025 FSC-klagomål.docx
@@ -1076,7 +1076,7 @@
     <w:r>
       <w:tab/>
       <w:tab/>
-      <w:t>2026-10-23</w:t>
+      <w:t>2026-10-24</w:t>
       <w:br/>
       <w:br/>
     </w:r>

--- a/klagomål/A 31321-2025 FSC-klagomål.docx
+++ b/klagomål/A 31321-2025 FSC-klagomål.docx
@@ -1076,7 +1076,7 @@
     <w:r>
       <w:tab/>
       <w:tab/>
-      <w:t>2026-10-24</w:t>
+      <w:t>2026-10-25</w:t>
       <w:br/>
       <w:br/>
     </w:r>

--- a/klagomål/A 31321-2025 FSC-klagomål.docx
+++ b/klagomål/A 31321-2025 FSC-klagomål.docx
@@ -1076,7 +1076,7 @@
     <w:r>
       <w:tab/>
       <w:tab/>
-      <w:t>2026-10-25</w:t>
+      <w:t>2026-10-26</w:t>
       <w:br/>
       <w:br/>
     </w:r>

--- a/klagomål/A 31321-2025 FSC-klagomål.docx
+++ b/klagomål/A 31321-2025 FSC-klagomål.docx
@@ -1076,7 +1076,7 @@
     <w:r>
       <w:tab/>
       <w:tab/>
-      <w:t>2026-10-26</w:t>
+      <w:t>2026-10-27</w:t>
       <w:br/>
       <w:br/>
     </w:r>

--- a/klagomål/A 31321-2025 FSC-klagomål.docx
+++ b/klagomål/A 31321-2025 FSC-klagomål.docx
@@ -1076,7 +1076,7 @@
     <w:r>
       <w:tab/>
       <w:tab/>
-      <w:t>2026-10-27</w:t>
+      <w:t>2026-10-28</w:t>
       <w:br/>
       <w:br/>
     </w:r>

--- a/klagomål/A 31321-2025 FSC-klagomål.docx
+++ b/klagomål/A 31321-2025 FSC-klagomål.docx
@@ -1076,7 +1076,7 @@
     <w:r>
       <w:tab/>
       <w:tab/>
-      <w:t>2026-10-28</w:t>
+      <w:t>2026-10-29</w:t>
       <w:br/>
       <w:br/>
     </w:r>

--- a/klagomål/A 31321-2025 FSC-klagomål.docx
+++ b/klagomål/A 31321-2025 FSC-klagomål.docx
@@ -1076,7 +1076,7 @@
     <w:r>
       <w:tab/>
       <w:tab/>
-      <w:t>2026-10-29</w:t>
+      <w:t>2026-10-31</w:t>
       <w:br/>
       <w:br/>
     </w:r>
